--- a/backend URL.docx
+++ b/backend URL.docx
@@ -4,16 +4,32 @@
   <w:body>
     <w:p>
       <w:r>
-        <w:t xml:space="preserve">==&gt; Available at your primary URL </w:t>
+        <w:t>==</w:t>
       </w:r>
       <w:hyperlink r:id="rId4" w:history="1">
         <w:r>
           <w:rPr>
             <w:rStyle w:val="Hyperlink"/>
           </w:rPr>
-          <w:t>https://school-admission-backend-foaf.onrender.com</w:t>
+          <w:t>school-admission-backend-foaf.onrender.com/</w:t>
+        </w:r>
+        <w:proofErr w:type="spellStart"/>
+        <w:r>
+          <w:rPr>
+            <w:rStyle w:val="Hyperlink"/>
+          </w:rPr>
+          <w:t>api</w:t>
+        </w:r>
+        <w:proofErr w:type="spellEnd"/>
+        <w:r>
+          <w:rPr>
+            <w:rStyle w:val="Hyperlink"/>
+          </w:rPr>
+          <w:t>/health</w:t>
         </w:r>
       </w:hyperlink>
+      <w:bookmarkStart w:id="0" w:name="_GoBack"/>
+      <w:bookmarkEnd w:id="0"/>
     </w:p>
     <w:p/>
     <w:p/>
@@ -29,8 +45,6 @@
       <w:r>
         <w:t>Rw@nda-Tech_!2026</w:t>
       </w:r>
-      <w:bookmarkStart w:id="0" w:name="_GoBack"/>
-      <w:bookmarkEnd w:id="0"/>
       <w:r>
         <w:t>]@aws-1-eu-central-1.pooler.supabase.com:5432/postgres</w:t>
       </w:r>
